--- a/worksheets/MS_L8_BinaryWorkshop_Worksheet.docx
+++ b/worksheets/MS_L8_BinaryWorkshop_Worksheet.docx
@@ -558,7 +558,7 @@
                 <w:sz w:val="21"/>
                 <w:szCs w:val="21"/>
               </w:rPr>
-              <w:t xml:space="preserve">What can happen to the most significant bit when you add two binary numbers together?</w:t>
+              <w:t xml:space="preserve">An 8-bit counter reads 11111111. What do you think happens when it counts one more?</w:t>
             </w:r>
           </w:p>
           <w:tbl>
